--- a/paper_critic_agent_说明文档.docx
+++ b/paper_critic_agent_说明文档.docx
@@ -29,7 +29,7 @@
           <w:sz w:val="24"/>
           <w:szCs w:val="24"/>
         </w:rPr>
-        <w:t xml:space="preserve">审稿式论文阅读助手 · 版本 v0.7</w:t>
+        <w:t xml:space="preserve">审稿式论文阅读助手 · 版本 v0.8</w:t>
       </w:r>
     </w:p>
     <w:p>
@@ -53,7 +53,7 @@
         <w:pStyle w:val="Heading1"/>
       </w:pPr>
       <w:r>
-        <w:t xml:space="preserve">二、当前功能（v0.7）</w:t>
+        <w:t xml:space="preserve">二、当前功能（v0.8）</w:t>
       </w:r>
     </w:p>
     <w:p>
@@ -234,6 +234,46 @@
       </w:r>
       <w:r>
         <w:t xml:space="preserve">：斜杠命令补全、Markdown 渲染、思考动画、流式输出。</w:t>
+      </w:r>
+    </w:p>
+    <w:p>
+      <w:pPr>
+        <w:pStyle w:val="ListParagraph"/>
+        <w:numPr>
+          <w:ilvl w:val="0"/>
+          <w:numId w:val="2"/>
+        </w:numPr>
+        <w:spacing w:after="60"/>
+      </w:pPr>
+      <w:r>
+        <w:rPr>
+          <w:b/>
+          <w:bCs/>
+        </w:rPr>
+        <w:t xml:space="preserve">多轮对话记忆</w:t>
+      </w:r>
+      <w:r>
+        <w:t xml:space="preserve">：会话内记住历史，支持追问；/clear 清空。</w:t>
+      </w:r>
+    </w:p>
+    <w:p>
+      <w:pPr>
+        <w:pStyle w:val="ListParagraph"/>
+        <w:numPr>
+          <w:ilvl w:val="0"/>
+          <w:numId w:val="2"/>
+        </w:numPr>
+        <w:spacing w:after="60"/>
+      </w:pPr>
+      <w:r>
+        <w:rPr>
+          <w:b/>
+          <w:bCs/>
+        </w:rPr>
+        <w:t xml:space="preserve">/model 切换推理模型</w:t>
+      </w:r>
+      <w:r>
+        <w:t xml:space="preserve">：deepseek-chat / deepseek-reasoner 随时切，切换不丢历史。</w:t>
       </w:r>
     </w:p>
     <w:p>
@@ -1150,6 +1190,118 @@
                 <w:b w:val="false"/>
                 <w:bCs w:val="false"/>
               </w:rPr>
+              <w:t xml:space="preserve">/model</w:t>
+            </w:r>
+          </w:p>
+        </w:tc>
+        <w:tc>
+          <w:tcPr>
+            <w:tcW w:type="dxa" w:w="6760"/>
+            <w:tcBorders>
+              <w:top w:val="single" w:color="CCCCCC" w:sz="1"/>
+              <w:left w:val="single" w:color="CCCCCC" w:sz="1"/>
+              <w:bottom w:val="single" w:color="CCCCCC" w:sz="1"/>
+              <w:right w:val="single" w:color="CCCCCC" w:sz="1"/>
+            </w:tcBorders>
+            <w:shd w:fill="FFFFFF" w:val="clear"/>
+            <w:tcMar>
+              <w:top w:type="dxa" w:w="80"/>
+              <w:left w:type="dxa" w:w="120"/>
+              <w:bottom w:type="dxa" w:w="80"/>
+              <w:right w:type="dxa" w:w="120"/>
+            </w:tcMar>
+          </w:tcPr>
+          <w:p>
+            <w:r>
+              <w:rPr>
+                <w:b w:val="false"/>
+                <w:bCs w:val="false"/>
+              </w:rPr>
+              <w:t xml:space="preserve">切换 deepseek-chat / deepseek-reasoner</w:t>
+            </w:r>
+          </w:p>
+        </w:tc>
+      </w:tr>
+      <w:tr>
+        <w:tc>
+          <w:tcPr>
+            <w:tcW w:type="dxa" w:w="2600"/>
+            <w:tcBorders>
+              <w:top w:val="single" w:color="CCCCCC" w:sz="1"/>
+              <w:left w:val="single" w:color="CCCCCC" w:sz="1"/>
+              <w:bottom w:val="single" w:color="CCCCCC" w:sz="1"/>
+              <w:right w:val="single" w:color="CCCCCC" w:sz="1"/>
+            </w:tcBorders>
+            <w:shd w:fill="FFFFFF" w:val="clear"/>
+            <w:tcMar>
+              <w:top w:type="dxa" w:w="80"/>
+              <w:left w:type="dxa" w:w="120"/>
+              <w:bottom w:type="dxa" w:w="80"/>
+              <w:right w:type="dxa" w:w="120"/>
+            </w:tcMar>
+          </w:tcPr>
+          <w:p>
+            <w:r>
+              <w:rPr>
+                <w:b w:val="false"/>
+                <w:bCs w:val="false"/>
+              </w:rPr>
+              <w:t xml:space="preserve">/clear</w:t>
+            </w:r>
+          </w:p>
+        </w:tc>
+        <w:tc>
+          <w:tcPr>
+            <w:tcW w:type="dxa" w:w="6760"/>
+            <w:tcBorders>
+              <w:top w:val="single" w:color="CCCCCC" w:sz="1"/>
+              <w:left w:val="single" w:color="CCCCCC" w:sz="1"/>
+              <w:bottom w:val="single" w:color="CCCCCC" w:sz="1"/>
+              <w:right w:val="single" w:color="CCCCCC" w:sz="1"/>
+            </w:tcBorders>
+            <w:shd w:fill="FFFFFF" w:val="clear"/>
+            <w:tcMar>
+              <w:top w:type="dxa" w:w="80"/>
+              <w:left w:type="dxa" w:w="120"/>
+              <w:bottom w:type="dxa" w:w="80"/>
+              <w:right w:type="dxa" w:w="120"/>
+            </w:tcMar>
+          </w:tcPr>
+          <w:p>
+            <w:r>
+              <w:rPr>
+                <w:b w:val="false"/>
+                <w:bCs w:val="false"/>
+              </w:rPr>
+              <w:t xml:space="preserve">清空对话记忆</w:t>
+            </w:r>
+          </w:p>
+        </w:tc>
+      </w:tr>
+      <w:tr>
+        <w:tc>
+          <w:tcPr>
+            <w:tcW w:type="dxa" w:w="2600"/>
+            <w:tcBorders>
+              <w:top w:val="single" w:color="CCCCCC" w:sz="1"/>
+              <w:left w:val="single" w:color="CCCCCC" w:sz="1"/>
+              <w:bottom w:val="single" w:color="CCCCCC" w:sz="1"/>
+              <w:right w:val="single" w:color="CCCCCC" w:sz="1"/>
+            </w:tcBorders>
+            <w:shd w:fill="FFFFFF" w:val="clear"/>
+            <w:tcMar>
+              <w:top w:type="dxa" w:w="80"/>
+              <w:left w:type="dxa" w:w="120"/>
+              <w:bottom w:type="dxa" w:w="80"/>
+              <w:right w:type="dxa" w:w="120"/>
+            </w:tcMar>
+          </w:tcPr>
+          <w:p>
+            <w:r>
+              <w:rPr>
+                <w:b w:val="false"/>
+                <w:bCs w:val="false"/>
+              </w:rPr>
               <w:t xml:space="preserve">cache / help / exit</w:t>
             </w:r>
           </w:p>
@@ -1312,46 +1464,54 @@
         <w:pStyle w:val="Heading1"/>
       </w:pPr>
       <w:r>
-        <w:t xml:space="preserve">八、本轮（→ v0.7）新增</w:t>
-      </w:r>
-    </w:p>
-    <w:p>
-      <w:pPr>
-        <w:pStyle w:val="ListParagraph"/>
-        <w:numPr>
-          <w:ilvl w:val="0"/>
-          <w:numId w:val="2"/>
-        </w:numPr>
-        <w:spacing w:after="60"/>
-      </w:pPr>
-      <w:r>
-        <w:t xml:space="preserve">Claude Code 风格终端界面（cli.py）：斜杠补全 + Markdown 渲染 + 流式输出。</w:t>
-      </w:r>
-    </w:p>
-    <w:p>
-      <w:pPr>
-        <w:pStyle w:val="ListParagraph"/>
-        <w:numPr>
-          <w:ilvl w:val="0"/>
-          <w:numId w:val="2"/>
-        </w:numPr>
-        <w:spacing w:after="60"/>
-      </w:pPr>
-      <w:r>
-        <w:t xml:space="preserve">命令逻辑抽成共享模块（commands.py），富界面与简易版共用。</w:t>
-      </w:r>
-    </w:p>
-    <w:p>
-      <w:pPr>
-        <w:pStyle w:val="ListParagraph"/>
-        <w:numPr>
-          <w:ilvl w:val="0"/>
-          <w:numId w:val="2"/>
-        </w:numPr>
-        <w:spacing w:after="60"/>
-      </w:pPr>
-      <w:r>
-        <w:t xml:space="preserve">流式提问接口 ask_agent_stream，逐 token 输出。</w:t>
+        <w:t xml:space="preserve">八、多轮记忆与切换模型</w:t>
+      </w:r>
+    </w:p>
+    <w:p>
+      <w:pPr>
+        <w:spacing w:after="120"/>
+      </w:pPr>
+      <w:r>
+        <w:t xml:space="preserve">两项让体验更接近 claude code：</w:t>
+      </w:r>
+    </w:p>
+    <w:p>
+      <w:pPr>
+        <w:pStyle w:val="ListParagraph"/>
+        <w:numPr>
+          <w:ilvl w:val="0"/>
+          <w:numId w:val="2"/>
+        </w:numPr>
+        <w:spacing w:after="60"/>
+      </w:pPr>
+      <w:r>
+        <w:t xml:space="preserve">多轮记忆：会话内会记住之前的问答，可以直接追问『那它的局限呢』这类依赖上文的问题；输入 /clear 清空记忆重新开始。</w:t>
+      </w:r>
+    </w:p>
+    <w:p>
+      <w:pPr>
+        <w:pStyle w:val="ListParagraph"/>
+        <w:numPr>
+          <w:ilvl w:val="0"/>
+          <w:numId w:val="2"/>
+        </w:numPr>
+        <w:spacing w:after="60"/>
+      </w:pPr>
+      <w:r>
+        <w:t xml:space="preserve">/model 切换模型：输入 /model 用方向键在 deepseek-chat（快/便宜）和 deepseek-reasoner（推理强/适合审稿挑战、研究切入点）之间切换，也可填自定义模型名；底部状态栏实时显示当前模型，切换不会清空对话记忆。</w:t>
+      </w:r>
+    </w:p>
+    <w:p>
+      <w:pPr>
+        <w:pStyle w:val="ListParagraph"/>
+        <w:numPr>
+          <w:ilvl w:val="0"/>
+          <w:numId w:val="2"/>
+        </w:numPr>
+        <w:spacing w:after="60"/>
+      </w:pPr>
+      <w:r>
+        <w:t xml:space="preserve">默认模型可用环境变量 DEEPSEEK_MODEL 配置。</w:t>
       </w:r>
     </w:p>
     <w:p>
@@ -1359,7 +1519,54 @@
         <w:pStyle w:val="Heading1"/>
       </w:pPr>
       <w:r>
-        <w:t xml:space="preserve">九、注意事项</w:t>
+        <w:t xml:space="preserve">九、本轮（→ v0.8）新增</w:t>
+      </w:r>
+    </w:p>
+    <w:p>
+      <w:pPr>
+        <w:pStyle w:val="ListParagraph"/>
+        <w:numPr>
+          <w:ilvl w:val="0"/>
+          <w:numId w:val="2"/>
+        </w:numPr>
+        <w:spacing w:after="60"/>
+      </w:pPr>
+      <w:r>
+        <w:t xml:space="preserve">多轮对话记忆：ask_agent / ask_agent_stream 串接历史，支持追问，/clear 清空。</w:t>
+      </w:r>
+    </w:p>
+    <w:p>
+      <w:pPr>
+        <w:pStyle w:val="ListParagraph"/>
+        <w:numPr>
+          <w:ilvl w:val="0"/>
+          <w:numId w:val="2"/>
+        </w:numPr>
+        <w:spacing w:after="60"/>
+      </w:pPr>
+      <w:r>
+        <w:t xml:space="preserve">/model 切换推理模型：build_agent / build_multi_agent 加 model 参数，热重建不丢历史。</w:t>
+      </w:r>
+    </w:p>
+    <w:p>
+      <w:pPr>
+        <w:pStyle w:val="ListParagraph"/>
+        <w:numPr>
+          <w:ilvl w:val="0"/>
+          <w:numId w:val="2"/>
+        </w:numPr>
+        <w:spacing w:after="60"/>
+      </w:pPr>
+      <w:r>
+        <w:t xml:space="preserve">状态栏显示当前模型；默认模型可经 DEEPSEEK_MODEL 配置。</w:t>
+      </w:r>
+    </w:p>
+    <w:p>
+      <w:pPr>
+        <w:pStyle w:val="Heading1"/>
+      </w:pPr>
+      <w:r>
+        <w:t xml:space="preserve">十、注意事项</w:t>
       </w:r>
     </w:p>
     <w:p>
@@ -1419,7 +1626,7 @@
         <w:pStyle w:val="Heading1"/>
       </w:pPr>
       <w:r>
-        <w:t xml:space="preserve">十、下一步</w:t>
+        <w:t xml:space="preserve">十一、下一步</w:t>
       </w:r>
     </w:p>
     <w:p>
